--- a/plantillas/anexo_11.docx
+++ b/plantillas/anexo_11.docx
@@ -19,54 +19,6 @@
           <w:szCs w:val="24"/>
         </w:rPr>
         <w:t>(ANEXO 11)</w:t>
-      </w:r>
-      <w:r>
-        <w:rPr>
-          <w:noProof/>
-        </w:rPr>
-        <w:drawing>
-          <wp:anchor distT="0" distB="0" distL="0" distR="0" simplePos="0" relativeHeight="251658240" behindDoc="1" locked="0" layoutInCell="1" hidden="0" allowOverlap="1">
-            <wp:simplePos x="0" y="0"/>
-            <wp:positionH relativeFrom="column">
-              <wp:posOffset>-479424</wp:posOffset>
-            </wp:positionH>
-            <wp:positionV relativeFrom="paragraph">
-              <wp:posOffset>-614044</wp:posOffset>
-            </wp:positionV>
-            <wp:extent cx="1581150" cy="483235"/>
-            <wp:effectExtent l="0" t="0" r="0" b="0"/>
-            <wp:wrapNone/>
-            <wp:docPr id="206" name="image2.png" descr="C:\Users\Jaime Loja\Downloads\LOGO RECTANGULAR_SIN FONDO.png"/>
-            <wp:cNvGraphicFramePr/>
-            <a:graphic xmlns:a="http://schemas.openxmlformats.org/drawingml/2006/main">
-              <a:graphicData uri="http://schemas.openxmlformats.org/drawingml/2006/picture">
-                <pic:pic xmlns:pic="http://schemas.openxmlformats.org/drawingml/2006/picture">
-                  <pic:nvPicPr>
-                    <pic:cNvPr id="0" name="image2.png" descr="C:\Users\Jaime Loja\Downloads\LOGO RECTANGULAR_SIN FONDO.png"/>
-                    <pic:cNvPicPr preferRelativeResize="0"/>
-                  </pic:nvPicPr>
-                  <pic:blipFill>
-                    <a:blip r:embed="rId8"/>
-                    <a:srcRect/>
-                    <a:stretch>
-                      <a:fillRect/>
-                    </a:stretch>
-                  </pic:blipFill>
-                  <pic:spPr>
-                    <a:xfrm>
-                      <a:off x="0" y="0"/>
-                      <a:ext cx="1581150" cy="483235"/>
-                    </a:xfrm>
-                    <a:prstGeom prst="rect">
-                      <a:avLst/>
-                    </a:prstGeom>
-                    <a:ln/>
-                  </pic:spPr>
-                </pic:pic>
-              </a:graphicData>
-            </a:graphic>
-          </wp:anchor>
-        </w:drawing>
       </w:r>
     </w:p>
     <w:p>
@@ -3980,6 +3932,45 @@
         <w:color w:val="000000"/>
       </w:rPr>
     </w:pPr>
+  </w:p>
+  <w:p>
+    <w:pPr>
+      <w:jc w:val="center"/>
+    </w:pPr>
+    <w:r>
+      <w:drawing>
+        <wp:inline xmlns:a="http://schemas.openxmlformats.org/drawingml/2006/main" xmlns:pic="http://schemas.openxmlformats.org/drawingml/2006/picture">
+          <wp:extent cx="1581150" cy="483235"/>
+          <wp:docPr id="206" name="Picture 206"/>
+          <wp:cNvGraphicFramePr>
+            <a:graphicFrameLocks noChangeAspect="1"/>
+          </wp:cNvGraphicFramePr>
+          <a:graphic>
+            <a:graphicData uri="http://schemas.openxmlformats.org/drawingml/2006/picture">
+              <pic:pic>
+                <pic:nvPicPr>
+                  <pic:cNvPr id="0" name="image.png"/>
+                  <pic:cNvPicPr/>
+                </pic:nvPicPr>
+                <pic:blipFill>
+                  <a:blip r:embed="rId2"/>
+                  <a:stretch>
+                    <a:fillRect/>
+                  </a:stretch>
+                </pic:blipFill>
+                <pic:spPr>
+                  <a:xfrm>
+                    <a:off x="0" y="0"/>
+                    <a:ext cx="1581150" cy="483235"/>
+                  </a:xfrm>
+                  <a:prstGeom prst="rect"/>
+                </pic:spPr>
+              </pic:pic>
+            </a:graphicData>
+          </a:graphic>
+        </wp:inline>
+      </w:drawing>
+    </w:r>
   </w:p>
 </w:hdr>
 </file>
